--- a/en/scientists/CV/Word/Rahimov_Aliheydar_CV_EN.docx
+++ b/en/scientists/CV/Word/Rahimov_Aliheydar_CV_EN.docx
@@ -377,7 +377,7 @@
           <w:sz w:val="21"/>
           <w:szCs w:val="21"/>
         </w:rPr>
-        <w:t>Aliheydar Rahimov is a professor in the Department of Anesthesiology and Intensive Care at I. M. Sechenov First Moscow State Medical University, a post dated 2021 to the present. He has also headed the Department of Transfusiology at the Russian Scientific Center of Surgery named after B. V. Petrovsky since 1992. He graduated from the N. Narimanov Azerbaijan State Medical Institute in 1976, received the Candidate of Medical Sciences degree in 1980, the Doctor of Medical Sciences degree in 1988, and the title of professor in hematology and blood transfusion in 1993. The CV states more than 390 scientific works, including 18 monographs and 13 textbooks, supervision of 15 candidate and 6 doctoral dissertations, and 4 inventions.</w:t>
+        <w:t>Aliheydar Rahimov is a professor in the Department of Anesthesiology and Intensive Care at I. M. Sechenov First Moscow State Medical University, a post dated 2021 to the present. He has also headed the Department of Transfusiology at the Russian Scientific Center of Surgery named after B. V. Petrovsky since 1992. He graduated from the N. Narimanov Azerbaijan State Medical Institute in 1976, received the Candidate of Medical Sciences degree in 1980, the Doctor of Medical Sciences degree in 1988, and the title of professor in hematology and blood transfusion in 1993. Published more than 390 scientific works, including 18 monographs and 13 textbooks; supervised 15 candidate and 6 doctoral dissertations; holds 4 inventions.</w:t>
       </w:r>
     </w:p>
     <w:p>
@@ -3062,7 +3062,7 @@
                 <w:sz w:val="21"/>
                 <w:szCs w:val="21"/>
               </w:rPr>
-              <w:t>CV</w:t>
+              <w:t>Self-reported</w:t>
             </w:r>
           </w:p>
         </w:tc>
@@ -3166,7 +3166,7 @@
                 <w:sz w:val="21"/>
                 <w:szCs w:val="21"/>
               </w:rPr>
-              <w:t>CV</w:t>
+              <w:t>Self-reported</w:t>
             </w:r>
           </w:p>
         </w:tc>
@@ -3270,7 +3270,7 @@
                 <w:sz w:val="21"/>
                 <w:szCs w:val="21"/>
               </w:rPr>
-              <w:t>CV</w:t>
+              <w:t>Self-reported</w:t>
             </w:r>
           </w:p>
         </w:tc>
@@ -3374,7 +3374,7 @@
                 <w:sz w:val="21"/>
                 <w:szCs w:val="21"/>
               </w:rPr>
-              <w:t>CV</w:t>
+              <w:t>Self-reported</w:t>
             </w:r>
           </w:p>
         </w:tc>
